--- a/word/06-Pitch-Deck.docx
+++ b/word/06-Pitch-Deck.docx
@@ -1449,13 +1449,13 @@
           <w:bCs/>
           <w:b/>
         </w:rPr>
-        <w:t xml:space="preserve">23 enigmas</w:t>
-      </w:r>
-      <w:r>
-        <w:t xml:space="preserve"> </w:t>
-      </w:r>
-      <w:r>
-        <w:t xml:space="preserve">validados na HGA (Vols I e II completos)</w:t>
+        <w:t xml:space="preserve">71 enigmas</w:t>
+      </w:r>
+      <w:r>
+        <w:t xml:space="preserve"> </w:t>
+      </w:r>
+      <w:r>
+        <w:t xml:space="preserve">validados na HGA (Vols I a VIII completos)</w:t>
       </w:r>
     </w:p>
     <w:p>
@@ -1842,7 +1842,7 @@
               <w:jc w:val="left"/>
             </w:pPr>
             <w:r>
-              <w:t xml:space="preserve">Mundos 3-8</w:t>
+              <w:t xml:space="preserve">Expansão Vols III-VIII (15 por mundo) + manutenção</w:t>
             </w:r>
           </w:p>
         </w:tc>
